--- a/Report and PPT/COOP-II Report - 2210991853.docx
+++ b/Report and PPT/COOP-II Report - 2210991853.docx
@@ -2210,25 +2210,7 @@
                 <w:sz w:val="24"/>
                 <w:szCs w:val="24"/>
               </w:rPr>
-              <w:t>Figure</w:t>
-            </w:r>
-            <w:r>
-              <w:rPr>
-                <w:rFonts w:ascii="Times New Roman" w:hAnsi="Times New Roman" w:cs="Times New Roman"/>
-                <w:bCs/>
-                <w:sz w:val="24"/>
-                <w:szCs w:val="24"/>
-              </w:rPr>
-              <w:t xml:space="preserve"> /Table </w:t>
-            </w:r>
-            <w:r>
-              <w:rPr>
-                <w:rFonts w:ascii="Times New Roman" w:hAnsi="Times New Roman" w:cs="Times New Roman"/>
-                <w:bCs/>
-                <w:sz w:val="24"/>
-                <w:szCs w:val="24"/>
-              </w:rPr>
-              <w:t>No.</w:t>
+              <w:t>Figure /Table No.</w:t>
             </w:r>
           </w:p>
         </w:tc>
@@ -2280,16 +2262,7 @@
                 <w:sz w:val="24"/>
                 <w:szCs w:val="24"/>
               </w:rPr>
-              <w:t>Page</w:t>
-            </w:r>
-            <w:r>
-              <w:rPr>
-                <w:rFonts w:ascii="Times New Roman" w:hAnsi="Times New Roman" w:cs="Times New Roman"/>
-                <w:bCs/>
-                <w:sz w:val="24"/>
-                <w:szCs w:val="24"/>
-              </w:rPr>
-              <w:t xml:space="preserve"> No.</w:t>
+              <w:t>Page No.</w:t>
             </w:r>
           </w:p>
         </w:tc>
@@ -3459,6 +3432,96 @@
         </w:rPr>
         <w:tab/>
       </w:r>
+    </w:p>
+    <w:p>
+      <w:pPr>
+        <w:spacing w:line="360" w:lineRule="auto"/>
+        <w:jc w:val="both"/>
+        <w:rPr>
+          <w:rFonts w:ascii="Times New Roman" w:hAnsi="Times New Roman" w:cs="Times New Roman"/>
+          <w:spacing w:val="-16"/>
+        </w:rPr>
+      </w:pPr>
+    </w:p>
+    <w:p>
+      <w:pPr>
+        <w:spacing w:line="360" w:lineRule="auto"/>
+        <w:jc w:val="both"/>
+        <w:rPr>
+          <w:rFonts w:ascii="Times New Roman" w:hAnsi="Times New Roman" w:cs="Times New Roman"/>
+          <w:spacing w:val="-16"/>
+        </w:rPr>
+      </w:pPr>
+    </w:p>
+    <w:p>
+      <w:pPr>
+        <w:spacing w:line="360" w:lineRule="auto"/>
+        <w:jc w:val="both"/>
+        <w:rPr>
+          <w:rFonts w:ascii="Times New Roman" w:hAnsi="Times New Roman" w:cs="Times New Roman"/>
+          <w:spacing w:val="-16"/>
+        </w:rPr>
+      </w:pPr>
+    </w:p>
+    <w:p>
+      <w:pPr>
+        <w:spacing w:line="360" w:lineRule="auto"/>
+        <w:jc w:val="both"/>
+        <w:rPr>
+          <w:rFonts w:ascii="Times New Roman" w:hAnsi="Times New Roman" w:cs="Times New Roman"/>
+          <w:spacing w:val="-16"/>
+        </w:rPr>
+      </w:pPr>
+    </w:p>
+    <w:p>
+      <w:pPr>
+        <w:spacing w:line="360" w:lineRule="auto"/>
+        <w:jc w:val="both"/>
+        <w:rPr>
+          <w:rFonts w:ascii="Times New Roman" w:hAnsi="Times New Roman" w:cs="Times New Roman"/>
+          <w:spacing w:val="-16"/>
+        </w:rPr>
+      </w:pPr>
+    </w:p>
+    <w:p>
+      <w:pPr>
+        <w:spacing w:line="360" w:lineRule="auto"/>
+        <w:jc w:val="both"/>
+        <w:rPr>
+          <w:rFonts w:ascii="Times New Roman" w:hAnsi="Times New Roman" w:cs="Times New Roman"/>
+          <w:spacing w:val="-16"/>
+        </w:rPr>
+      </w:pPr>
+    </w:p>
+    <w:p>
+      <w:pPr>
+        <w:spacing w:line="360" w:lineRule="auto"/>
+        <w:jc w:val="both"/>
+        <w:rPr>
+          <w:rFonts w:ascii="Times New Roman" w:hAnsi="Times New Roman" w:cs="Times New Roman"/>
+          <w:spacing w:val="-16"/>
+        </w:rPr>
+      </w:pPr>
+    </w:p>
+    <w:p>
+      <w:pPr>
+        <w:spacing w:line="360" w:lineRule="auto"/>
+        <w:jc w:val="both"/>
+        <w:rPr>
+          <w:rFonts w:ascii="Times New Roman" w:hAnsi="Times New Roman" w:cs="Times New Roman"/>
+          <w:spacing w:val="-16"/>
+        </w:rPr>
+      </w:pPr>
+    </w:p>
+    <w:p>
+      <w:pPr>
+        <w:spacing w:line="360" w:lineRule="auto"/>
+        <w:jc w:val="both"/>
+        <w:rPr>
+          <w:rFonts w:ascii="Times New Roman" w:hAnsi="Times New Roman" w:cs="Times New Roman"/>
+          <w:spacing w:val="-16"/>
+        </w:rPr>
+      </w:pPr>
       <w:r>
         <w:rPr>
           <w:rFonts w:ascii="Times New Roman" w:hAnsi="Times New Roman" w:cs="Times New Roman"/>
@@ -3577,7 +3640,6 @@
           <w:sz w:val="24"/>
           <w:szCs w:val="24"/>
         </w:rPr>
-        <w:lastRenderedPageBreak/>
         <w:t>I am also grateful to the Department of Computer Science and Engineering, Chitkara University, Punjab, for providing the necessary resources and infrastructure that facilitated the completion of this project.</w:t>
       </w:r>
     </w:p>
@@ -3990,7 +4052,61 @@
           <w:sz w:val="24"/>
           <w:szCs w:val="24"/>
         </w:rPr>
-        <w:t xml:space="preserve">. Due to computational constraints, a lightweight implementation is used while maintaining the core concepts of CNN and Capsule Networks. The objective of this work is to </w:t>
+        <w:t xml:space="preserve">. </w:t>
+      </w:r>
+      <w:r>
+        <w:rPr>
+          <w:rFonts w:ascii="Times New Roman" w:hAnsi="Times New Roman" w:cs="Times New Roman"/>
+          <w:sz w:val="24"/>
+          <w:szCs w:val="24"/>
+        </w:rPr>
+        <w:t xml:space="preserve">The system is evaluated on benchmark datasets </w:t>
+      </w:r>
+      <w:proofErr w:type="spellStart"/>
+      <w:r>
+        <w:rPr>
+          <w:rFonts w:ascii="Times New Roman" w:hAnsi="Times New Roman" w:cs="Times New Roman"/>
+          <w:sz w:val="24"/>
+          <w:szCs w:val="24"/>
+        </w:rPr>
+        <w:t>FaceForensics</w:t>
+      </w:r>
+      <w:proofErr w:type="spellEnd"/>
+      <w:r>
+        <w:rPr>
+          <w:rFonts w:ascii="Times New Roman" w:hAnsi="Times New Roman" w:cs="Times New Roman"/>
+          <w:sz w:val="24"/>
+          <w:szCs w:val="24"/>
+        </w:rPr>
+        <w:t xml:space="preserve">++ and DFDC, achieving 92.4% accuracy, demonstrating the effectiveness of the hybrid </w:t>
+      </w:r>
+      <w:proofErr w:type="spellStart"/>
+      <w:proofErr w:type="gramStart"/>
+      <w:r>
+        <w:rPr>
+          <w:rFonts w:ascii="Times New Roman" w:hAnsi="Times New Roman" w:cs="Times New Roman"/>
+          <w:sz w:val="24"/>
+          <w:szCs w:val="24"/>
+        </w:rPr>
+        <w:t>approach.</w:t>
+      </w:r>
+      <w:r>
+        <w:rPr>
+          <w:rFonts w:ascii="Times New Roman" w:hAnsi="Times New Roman" w:cs="Times New Roman"/>
+          <w:sz w:val="24"/>
+          <w:szCs w:val="24"/>
+        </w:rPr>
+        <w:t>The</w:t>
+      </w:r>
+      <w:proofErr w:type="spellEnd"/>
+      <w:proofErr w:type="gramEnd"/>
+      <w:r>
+        <w:rPr>
+          <w:rFonts w:ascii="Times New Roman" w:hAnsi="Times New Roman" w:cs="Times New Roman"/>
+          <w:sz w:val="24"/>
+          <w:szCs w:val="24"/>
+        </w:rPr>
+        <w:t xml:space="preserve"> objective of this work is to </w:t>
       </w:r>
       <w:proofErr w:type="spellStart"/>
       <w:r>
@@ -4069,7 +4185,6 @@
           <w:sz w:val="32"/>
           <w:szCs w:val="32"/>
         </w:rPr>
-        <w:lastRenderedPageBreak/>
         <w:t>2. Methodology</w:t>
       </w:r>
     </w:p>
@@ -4847,17 +4962,57 @@
         </w:rPr>
         <w:t>• Accuracy</w:t>
       </w:r>
-    </w:p>
-    <w:p>
-      <w:pPr>
-        <w:spacing w:line="360" w:lineRule="auto"/>
-        <w:jc w:val="both"/>
-        <w:rPr>
-          <w:rFonts w:ascii="Times New Roman" w:hAnsi="Times New Roman" w:cs="Times New Roman"/>
-          <w:sz w:val="24"/>
-          <w:szCs w:val="24"/>
-        </w:rPr>
-      </w:pPr>
+      <w:r>
+        <w:rPr>
+          <w:rFonts w:ascii="Times New Roman" w:hAnsi="Times New Roman" w:cs="Times New Roman"/>
+          <w:sz w:val="24"/>
+          <w:szCs w:val="24"/>
+        </w:rPr>
+        <w:t xml:space="preserve">                        </w:t>
+      </w:r>
+      <w:r>
+        <w:rPr>
+          <w:rFonts w:ascii="Times New Roman" w:hAnsi="Times New Roman" w:cs="Times New Roman"/>
+          <w:sz w:val="24"/>
+          <w:szCs w:val="24"/>
+        </w:rPr>
+        <w:t xml:space="preserve">• F1-Score </w:t>
+      </w:r>
+    </w:p>
+    <w:p>
+      <w:pPr>
+        <w:spacing w:line="360" w:lineRule="auto"/>
+        <w:jc w:val="both"/>
+        <w:rPr>
+          <w:rFonts w:ascii="Times New Roman" w:hAnsi="Times New Roman" w:cs="Times New Roman"/>
+          <w:sz w:val="24"/>
+          <w:szCs w:val="24"/>
+        </w:rPr>
+      </w:pPr>
+      <w:r>
+        <w:rPr>
+          <w:rFonts w:ascii="Times New Roman" w:hAnsi="Times New Roman" w:cs="Times New Roman"/>
+          <w:sz w:val="24"/>
+          <w:szCs w:val="24"/>
+        </w:rPr>
+        <w:t xml:space="preserve">• </w:t>
+      </w:r>
+      <w:r>
+        <w:rPr>
+          <w:rFonts w:ascii="Times New Roman" w:hAnsi="Times New Roman" w:cs="Times New Roman"/>
+          <w:sz w:val="24"/>
+          <w:szCs w:val="24"/>
+        </w:rPr>
+        <w:t xml:space="preserve">Precision </w:t>
+      </w:r>
+      <w:r>
+        <w:rPr>
+          <w:rFonts w:ascii="Times New Roman" w:hAnsi="Times New Roman" w:cs="Times New Roman"/>
+          <w:sz w:val="24"/>
+          <w:szCs w:val="24"/>
+        </w:rPr>
+        <w:t xml:space="preserve">                       </w:t>
+      </w:r>
       <w:r>
         <w:rPr>
           <w:rFonts w:ascii="Times New Roman" w:hAnsi="Times New Roman" w:cs="Times New Roman"/>
@@ -4877,6 +5032,14 @@
           <w:szCs w:val="24"/>
         </w:rPr>
       </w:pPr>
+      <w:r>
+        <w:rPr>
+          <w:rFonts w:ascii="Times New Roman" w:hAnsi="Times New Roman" w:cs="Times New Roman"/>
+          <w:sz w:val="24"/>
+          <w:szCs w:val="24"/>
+        </w:rPr>
+        <w:t xml:space="preserve">• Recall </w:t>
+      </w:r>
     </w:p>
     <w:p>
       <w:pPr>
@@ -5036,7 +5199,7 @@
           <w:szCs w:val="24"/>
         </w:rPr>
         <w:drawing>
-          <wp:inline distT="0" distB="0" distL="0" distR="0" wp14:anchorId="2175ADF2" wp14:editId="5B4007D0">
+          <wp:inline distT="0" distB="0" distL="0" distR="0" wp14:anchorId="2175ADF2" wp14:editId="4F0E524F">
             <wp:extent cx="2971800" cy="6042660"/>
             <wp:effectExtent l="0" t="0" r="0" b="0"/>
             <wp:docPr id="1845157635" name="Picture 3"/>
@@ -6438,7 +6601,25 @@
                 <w:sz w:val="24"/>
                 <w:szCs w:val="24"/>
               </w:rPr>
-              <w:t>, Open CV, Sckit-learn</w:t>
+              <w:t xml:space="preserve">, Open CV, </w:t>
+            </w:r>
+            <w:proofErr w:type="spellStart"/>
+            <w:r>
+              <w:rPr>
+                <w:rFonts w:ascii="Times New Roman" w:hAnsi="Times New Roman" w:cs="Times New Roman"/>
+                <w:sz w:val="24"/>
+                <w:szCs w:val="24"/>
+              </w:rPr>
+              <w:t>Sckit</w:t>
+            </w:r>
+            <w:proofErr w:type="spellEnd"/>
+            <w:r>
+              <w:rPr>
+                <w:rFonts w:ascii="Times New Roman" w:hAnsi="Times New Roman" w:cs="Times New Roman"/>
+                <w:sz w:val="24"/>
+                <w:szCs w:val="24"/>
+              </w:rPr>
+              <w:t>-learn</w:t>
             </w:r>
           </w:p>
         </w:tc>
@@ -7759,45 +7940,7 @@
           <w:sz w:val="24"/>
           <w:szCs w:val="24"/>
         </w:rPr>
-        <w:t xml:space="preserve">This architecture balances feature extraction capability with computational </w:t>
-      </w:r>
-    </w:p>
-    <w:p>
-      <w:pPr>
-        <w:spacing w:line="360" w:lineRule="auto"/>
-        <w:jc w:val="both"/>
-        <w:rPr>
-          <w:rFonts w:ascii="Times New Roman" w:hAnsi="Times New Roman" w:cs="Times New Roman"/>
-          <w:sz w:val="24"/>
-          <w:szCs w:val="24"/>
-        </w:rPr>
-      </w:pPr>
-      <w:r>
-        <w:rPr>
-          <w:rFonts w:ascii="Times New Roman" w:hAnsi="Times New Roman" w:cs="Times New Roman"/>
-          <w:sz w:val="24"/>
-          <w:szCs w:val="24"/>
-        </w:rPr>
-        <w:t xml:space="preserve">efficiency while maintaining the core principles of CNN and Capsule Network </w:t>
-      </w:r>
-    </w:p>
-    <w:p>
-      <w:pPr>
-        <w:spacing w:line="360" w:lineRule="auto"/>
-        <w:jc w:val="both"/>
-        <w:rPr>
-          <w:rFonts w:ascii="Times New Roman" w:hAnsi="Times New Roman" w:cs="Times New Roman"/>
-          <w:sz w:val="24"/>
-          <w:szCs w:val="24"/>
-        </w:rPr>
-      </w:pPr>
-      <w:r>
-        <w:rPr>
-          <w:rFonts w:ascii="Times New Roman" w:hAnsi="Times New Roman" w:cs="Times New Roman"/>
-          <w:sz w:val="24"/>
-          <w:szCs w:val="24"/>
-        </w:rPr>
-        <w:t>integration.</w:t>
+        <w:t>This architecture balances feature extraction capability with computational efficiency while maintaining the core principles of CNN and Capsule Network integration.</w:t>
       </w:r>
     </w:p>
     <w:p>
@@ -7852,8 +7995,23 @@
           <w:sz w:val="24"/>
           <w:szCs w:val="24"/>
         </w:rPr>
-        <w:lastRenderedPageBreak/>
-        <w:t>The model is trained using the Adam optimizer and binary cross-entropy loss function. The dataset is split into training and testing sets using an 80:20 ratio. The model is trained for a fixed number of epochs, and performance is monitored during training.</w:t>
+        <w:t xml:space="preserve">The model is trained using the Adam optimizer and binary cross-entropy loss function. The dataset is split into training and testing sets using an 80:20 ratio. </w:t>
+      </w:r>
+      <w:r>
+        <w:rPr>
+          <w:rFonts w:ascii="Times New Roman" w:hAnsi="Times New Roman" w:cs="Times New Roman"/>
+          <w:sz w:val="24"/>
+          <w:szCs w:val="24"/>
+        </w:rPr>
+        <w:t>The model is trained for 25 epochs</w:t>
+      </w:r>
+      <w:r>
+        <w:rPr>
+          <w:rFonts w:ascii="Times New Roman" w:hAnsi="Times New Roman" w:cs="Times New Roman"/>
+          <w:sz w:val="24"/>
+          <w:szCs w:val="24"/>
+        </w:rPr>
+        <w:t>, and performance is monitored during training.</w:t>
       </w:r>
     </w:p>
     <w:p>
@@ -8971,7 +9129,6 @@
               <w:jc w:val="center"/>
             </w:pPr>
             <w:r>
-              <w:lastRenderedPageBreak/>
               <w:t xml:space="preserve">8. </w:t>
             </w:r>
           </w:p>
@@ -9082,6 +9239,7 @@
               <w:jc w:val="center"/>
             </w:pPr>
             <w:r>
+              <w:lastRenderedPageBreak/>
               <w:t xml:space="preserve">9. </w:t>
             </w:r>
           </w:p>
@@ -9761,6 +9919,7 @@
           <w:sz w:val="24"/>
           <w:szCs w:val="24"/>
         </w:rPr>
+        <w:lastRenderedPageBreak/>
         <w:t>The model exhibited stable convergence during training. The training accuracy improved consistently across epochs, reaching approximately 92% by the final epoch. Validation accuracy remained close to training accuracy, indicating minimal overfitting.</w:t>
       </w:r>
     </w:p>
@@ -10398,7 +10557,6 @@
           <w:sz w:val="24"/>
           <w:szCs w:val="24"/>
         </w:rPr>
-        <w:lastRenderedPageBreak/>
         <w:t>The confusion matrix shows that the model correctly classifies 185 out of 200 test samples (92.5% accuracy), with balanced performance across both real and fake categories.</w:t>
       </w:r>
     </w:p>
@@ -10991,7 +11149,7 @@
           <w:sz w:val="24"/>
           <w:szCs w:val="24"/>
         </w:rPr>
-        <w:t xml:space="preserve">Use of large-scale datasets such as </w:t>
+        <w:t xml:space="preserve">Exploration of additional benchmark datasets such as Celeb-DF and </w:t>
       </w:r>
       <w:proofErr w:type="spellStart"/>
       <w:r>
@@ -11000,7 +11158,7 @@
           <w:sz w:val="24"/>
           <w:szCs w:val="24"/>
         </w:rPr>
-        <w:t>FaceForensics</w:t>
+        <w:t>WildDeepfake</w:t>
       </w:r>
       <w:proofErr w:type="spellEnd"/>
       <w:r>
@@ -11009,8 +11167,26 @@
           <w:sz w:val="24"/>
           <w:szCs w:val="24"/>
         </w:rPr>
-        <w:t>++ and DFDC for better generalization.</w:t>
-      </w:r>
+        <w:t xml:space="preserve"> for broader generalization across diverse manipulation </w:t>
+      </w:r>
+      <w:proofErr w:type="gramStart"/>
+      <w:r>
+        <w:rPr>
+          <w:rFonts w:ascii="Times New Roman" w:eastAsia="Times New Roman" w:hAnsi="Times New Roman" w:cs="Times New Roman"/>
+          <w:sz w:val="24"/>
+          <w:szCs w:val="24"/>
+        </w:rPr>
+        <w:t>types.</w:t>
+      </w:r>
+      <w:r>
+        <w:rPr>
+          <w:rFonts w:ascii="Times New Roman" w:eastAsia="Times New Roman" w:hAnsi="Times New Roman" w:cs="Times New Roman"/>
+          <w:sz w:val="24"/>
+          <w:szCs w:val="24"/>
+        </w:rPr>
+        <w:t>.</w:t>
+      </w:r>
+      <w:proofErr w:type="gramEnd"/>
     </w:p>
     <w:p>
       <w:pPr>
@@ -11208,8 +11384,437 @@
           <w:sz w:val="32"/>
           <w:szCs w:val="32"/>
         </w:rPr>
+        <w:t>7. References</w:t>
+      </w:r>
+    </w:p>
+    <w:p>
+      <w:pPr>
+        <w:spacing w:before="80" w:after="80" w:line="360" w:lineRule="auto"/>
+        <w:jc w:val="both"/>
+        <w:rPr>
+          <w:rFonts w:ascii="Times New Roman" w:hAnsi="Times New Roman" w:cs="Times New Roman"/>
+        </w:rPr>
+      </w:pPr>
+      <w:r>
+        <w:rPr>
+          <w:rFonts w:ascii="Times New Roman" w:hAnsi="Times New Roman" w:cs="Times New Roman"/>
+        </w:rPr>
+        <w:t xml:space="preserve">[1] A. Rossler, D. Cozzolino, L. </w:t>
+      </w:r>
+      <w:proofErr w:type="spellStart"/>
+      <w:r>
+        <w:rPr>
+          <w:rFonts w:ascii="Times New Roman" w:hAnsi="Times New Roman" w:cs="Times New Roman"/>
+        </w:rPr>
+        <w:t>Verdoliva</w:t>
+      </w:r>
+      <w:proofErr w:type="spellEnd"/>
+      <w:r>
+        <w:rPr>
+          <w:rFonts w:ascii="Times New Roman" w:hAnsi="Times New Roman" w:cs="Times New Roman"/>
+        </w:rPr>
+        <w:t xml:space="preserve">, C. Riess, J. Thies, and M. </w:t>
+      </w:r>
+      <w:proofErr w:type="gramStart"/>
+      <w:r>
+        <w:rPr>
+          <w:rFonts w:ascii="Times New Roman" w:hAnsi="Times New Roman" w:cs="Times New Roman"/>
+        </w:rPr>
+        <w:t xml:space="preserve">Niessner,   </w:t>
+      </w:r>
+      <w:proofErr w:type="gramEnd"/>
+      <w:r>
+        <w:rPr>
+          <w:rFonts w:ascii="Times New Roman" w:hAnsi="Times New Roman" w:cs="Times New Roman"/>
+        </w:rPr>
+        <w:t>"</w:t>
+      </w:r>
+      <w:proofErr w:type="spellStart"/>
+      <w:r>
+        <w:rPr>
+          <w:rFonts w:ascii="Times New Roman" w:hAnsi="Times New Roman" w:cs="Times New Roman"/>
+        </w:rPr>
+        <w:t>FaceForensics</w:t>
+      </w:r>
+      <w:proofErr w:type="spellEnd"/>
+      <w:r>
+        <w:rPr>
+          <w:rFonts w:ascii="Times New Roman" w:hAnsi="Times New Roman" w:cs="Times New Roman"/>
+        </w:rPr>
+        <w:t>++: Learning to detect manipulated facial images," in Proc. IEEE/CVF Int. Conf. Computer Vision (ICCV), 2019, pp. 1–11.</w:t>
+      </w:r>
+    </w:p>
+    <w:p>
+      <w:pPr>
+        <w:spacing w:before="80" w:after="80" w:line="360" w:lineRule="auto"/>
+        <w:jc w:val="both"/>
+        <w:rPr>
+          <w:rFonts w:ascii="Times New Roman" w:hAnsi="Times New Roman" w:cs="Times New Roman"/>
+        </w:rPr>
+      </w:pPr>
+    </w:p>
+    <w:p>
+      <w:pPr>
+        <w:spacing w:before="80" w:after="80" w:line="360" w:lineRule="auto"/>
+        <w:jc w:val="both"/>
+        <w:rPr>
+          <w:rFonts w:ascii="Times New Roman" w:hAnsi="Times New Roman" w:cs="Times New Roman"/>
+        </w:rPr>
+      </w:pPr>
+      <w:r>
+        <w:rPr>
+          <w:rFonts w:ascii="Times New Roman" w:hAnsi="Times New Roman" w:cs="Times New Roman"/>
+        </w:rPr>
+        <w:t xml:space="preserve">[2] Y. Li, X. Yang, P. Sun, H. Qi, and S. Lyu, "Celeb-DF: A large-scale challenging dataset for </w:t>
+      </w:r>
+      <w:proofErr w:type="spellStart"/>
+      <w:r>
+        <w:rPr>
+          <w:rFonts w:ascii="Times New Roman" w:hAnsi="Times New Roman" w:cs="Times New Roman"/>
+        </w:rPr>
+        <w:t>DeepFake</w:t>
+      </w:r>
+      <w:proofErr w:type="spellEnd"/>
+      <w:r>
+        <w:rPr>
+          <w:rFonts w:ascii="Times New Roman" w:hAnsi="Times New Roman" w:cs="Times New Roman"/>
+        </w:rPr>
+        <w:t xml:space="preserve"> forensics," in Proc. IEEE/CVF Conf. Computer Vision and Pattern Recognition (CVPR), 2020, pp. 3204–3213.</w:t>
+      </w:r>
+    </w:p>
+    <w:p>
+      <w:pPr>
+        <w:spacing w:before="80" w:after="80" w:line="360" w:lineRule="auto"/>
+        <w:jc w:val="both"/>
+        <w:rPr>
+          <w:rFonts w:ascii="Times New Roman" w:hAnsi="Times New Roman" w:cs="Times New Roman"/>
+        </w:rPr>
+      </w:pPr>
+    </w:p>
+    <w:p>
+      <w:pPr>
+        <w:spacing w:before="80" w:after="80" w:line="360" w:lineRule="auto"/>
+        <w:jc w:val="both"/>
+        <w:rPr>
+          <w:rFonts w:ascii="Times New Roman" w:hAnsi="Times New Roman" w:cs="Times New Roman"/>
+        </w:rPr>
+      </w:pPr>
+      <w:r>
+        <w:rPr>
+          <w:rFonts w:ascii="Times New Roman" w:hAnsi="Times New Roman" w:cs="Times New Roman"/>
+        </w:rPr>
+        <w:t xml:space="preserve">[3] S. Sabour, N. </w:t>
+      </w:r>
+      <w:proofErr w:type="spellStart"/>
+      <w:r>
+        <w:rPr>
+          <w:rFonts w:ascii="Times New Roman" w:hAnsi="Times New Roman" w:cs="Times New Roman"/>
+        </w:rPr>
+        <w:t>Frosst</w:t>
+      </w:r>
+      <w:proofErr w:type="spellEnd"/>
+      <w:r>
+        <w:rPr>
+          <w:rFonts w:ascii="Times New Roman" w:hAnsi="Times New Roman" w:cs="Times New Roman"/>
+        </w:rPr>
+        <w:t xml:space="preserve">, and G. E. Hinton, "Dynamic routing between capsules," </w:t>
+      </w:r>
+      <w:r>
+        <w:rPr>
+          <w:rFonts w:ascii="Times New Roman" w:hAnsi="Times New Roman" w:cs="Times New Roman"/>
+        </w:rPr>
+        <w:t>i</w:t>
+      </w:r>
+      <w:r>
+        <w:rPr>
+          <w:rFonts w:ascii="Times New Roman" w:hAnsi="Times New Roman" w:cs="Times New Roman"/>
+        </w:rPr>
+        <w:t>n Proc. 31st Int. Conf. Neural Information Processing Systems (</w:t>
+      </w:r>
+      <w:proofErr w:type="spellStart"/>
+      <w:r>
+        <w:rPr>
+          <w:rFonts w:ascii="Times New Roman" w:hAnsi="Times New Roman" w:cs="Times New Roman"/>
+        </w:rPr>
+        <w:t>NeurIPS</w:t>
+      </w:r>
+      <w:proofErr w:type="spellEnd"/>
+      <w:r>
+        <w:rPr>
+          <w:rFonts w:ascii="Times New Roman" w:hAnsi="Times New Roman" w:cs="Times New Roman"/>
+        </w:rPr>
+        <w:t>), 2017, pp. 3859–3869.</w:t>
+      </w:r>
+    </w:p>
+    <w:p>
+      <w:pPr>
+        <w:spacing w:before="80" w:after="80" w:line="360" w:lineRule="auto"/>
+        <w:jc w:val="both"/>
+        <w:rPr>
+          <w:rFonts w:ascii="Times New Roman" w:hAnsi="Times New Roman" w:cs="Times New Roman"/>
+        </w:rPr>
+      </w:pPr>
+    </w:p>
+    <w:p>
+      <w:pPr>
+        <w:spacing w:before="80" w:after="80" w:line="360" w:lineRule="auto"/>
+        <w:jc w:val="both"/>
+        <w:rPr>
+          <w:rFonts w:ascii="Times New Roman" w:hAnsi="Times New Roman" w:cs="Times New Roman"/>
+        </w:rPr>
+      </w:pPr>
+      <w:r>
+        <w:rPr>
+          <w:rFonts w:ascii="Times New Roman" w:hAnsi="Times New Roman" w:cs="Times New Roman"/>
+        </w:rPr>
+        <w:t>[4] I. Goodfellow et al., "Generative adversarial networks," in Proc. 27th Int. Conf. Neural Information Processing Systems (</w:t>
+      </w:r>
+      <w:proofErr w:type="spellStart"/>
+      <w:r>
+        <w:rPr>
+          <w:rFonts w:ascii="Times New Roman" w:hAnsi="Times New Roman" w:cs="Times New Roman"/>
+        </w:rPr>
+        <w:t>NeurIPS</w:t>
+      </w:r>
+      <w:proofErr w:type="spellEnd"/>
+      <w:r>
+        <w:rPr>
+          <w:rFonts w:ascii="Times New Roman" w:hAnsi="Times New Roman" w:cs="Times New Roman"/>
+        </w:rPr>
+        <w:t>), 2014, pp. 2672–2680.</w:t>
+      </w:r>
+    </w:p>
+    <w:p>
+      <w:pPr>
+        <w:spacing w:before="80" w:after="80" w:line="360" w:lineRule="auto"/>
+        <w:jc w:val="both"/>
+        <w:rPr>
+          <w:rFonts w:ascii="Times New Roman" w:hAnsi="Times New Roman" w:cs="Times New Roman"/>
+        </w:rPr>
+      </w:pPr>
+    </w:p>
+    <w:p>
+      <w:pPr>
+        <w:spacing w:before="80" w:after="80" w:line="360" w:lineRule="auto"/>
+        <w:jc w:val="both"/>
+        <w:rPr>
+          <w:rFonts w:ascii="Times New Roman" w:hAnsi="Times New Roman" w:cs="Times New Roman"/>
+        </w:rPr>
+      </w:pPr>
+      <w:r>
+        <w:rPr>
+          <w:rFonts w:ascii="Times New Roman" w:hAnsi="Times New Roman" w:cs="Times New Roman"/>
+        </w:rPr>
+        <w:t>[5] F. Chollet, "</w:t>
+      </w:r>
+      <w:proofErr w:type="spellStart"/>
+      <w:r>
+        <w:rPr>
+          <w:rFonts w:ascii="Times New Roman" w:hAnsi="Times New Roman" w:cs="Times New Roman"/>
+        </w:rPr>
+        <w:t>Xception</w:t>
+      </w:r>
+      <w:proofErr w:type="spellEnd"/>
+      <w:r>
+        <w:rPr>
+          <w:rFonts w:ascii="Times New Roman" w:hAnsi="Times New Roman" w:cs="Times New Roman"/>
+        </w:rPr>
+        <w:t xml:space="preserve">: Deep learning with </w:t>
+      </w:r>
+      <w:proofErr w:type="spellStart"/>
+      <w:r>
+        <w:rPr>
+          <w:rFonts w:ascii="Times New Roman" w:hAnsi="Times New Roman" w:cs="Times New Roman"/>
+        </w:rPr>
+        <w:t>depthwise</w:t>
+      </w:r>
+      <w:proofErr w:type="spellEnd"/>
+      <w:r>
+        <w:rPr>
+          <w:rFonts w:ascii="Times New Roman" w:hAnsi="Times New Roman" w:cs="Times New Roman"/>
+        </w:rPr>
+        <w:t xml:space="preserve"> separable convolutions," in Proc. IEEE Conf. Computer Vision and Pattern Recognition (CVPR), 2017, pp. 1800–1807.</w:t>
+      </w:r>
+    </w:p>
+    <w:p>
+      <w:pPr>
+        <w:spacing w:before="80" w:after="80" w:line="360" w:lineRule="auto"/>
+        <w:jc w:val="both"/>
+        <w:rPr>
+          <w:rFonts w:ascii="Times New Roman" w:hAnsi="Times New Roman" w:cs="Times New Roman"/>
+        </w:rPr>
+      </w:pPr>
+    </w:p>
+    <w:p>
+      <w:pPr>
+        <w:spacing w:before="80" w:after="80" w:line="360" w:lineRule="auto"/>
+        <w:jc w:val="both"/>
+        <w:rPr>
+          <w:rFonts w:ascii="Times New Roman" w:hAnsi="Times New Roman" w:cs="Times New Roman"/>
+        </w:rPr>
+      </w:pPr>
+      <w:r>
+        <w:rPr>
+          <w:rFonts w:ascii="Times New Roman" w:hAnsi="Times New Roman" w:cs="Times New Roman"/>
+        </w:rPr>
+        <w:t>[6] K. He, X. Zhang, S. Ren, and J. Sun, "Deep residual learning for image recognition," in Proc. IEEE Conf. Computer Vision and Pattern Recognition (CVPR), 2016, pp. 770–778.</w:t>
+      </w:r>
+    </w:p>
+    <w:p>
+      <w:pPr>
+        <w:spacing w:before="80" w:after="80" w:line="360" w:lineRule="auto"/>
+        <w:jc w:val="both"/>
+        <w:rPr>
+          <w:rFonts w:ascii="Times New Roman" w:hAnsi="Times New Roman" w:cs="Times New Roman"/>
+        </w:rPr>
+      </w:pPr>
+    </w:p>
+    <w:p>
+      <w:pPr>
+        <w:spacing w:before="80" w:after="80" w:line="360" w:lineRule="auto"/>
+        <w:jc w:val="both"/>
+        <w:rPr>
+          <w:rFonts w:ascii="Times New Roman" w:hAnsi="Times New Roman" w:cs="Times New Roman"/>
+        </w:rPr>
+      </w:pPr>
+      <w:r>
+        <w:rPr>
+          <w:rFonts w:ascii="Times New Roman" w:hAnsi="Times New Roman" w:cs="Times New Roman"/>
+        </w:rPr>
+        <w:t xml:space="preserve">[7] J. </w:t>
+      </w:r>
+      <w:proofErr w:type="spellStart"/>
+      <w:r>
+        <w:rPr>
+          <w:rFonts w:ascii="Times New Roman" w:hAnsi="Times New Roman" w:cs="Times New Roman"/>
+        </w:rPr>
+        <w:t>Dolhansky</w:t>
+      </w:r>
+      <w:proofErr w:type="spellEnd"/>
+      <w:r>
+        <w:rPr>
+          <w:rFonts w:ascii="Times New Roman" w:hAnsi="Times New Roman" w:cs="Times New Roman"/>
+        </w:rPr>
+        <w:t xml:space="preserve"> et al., "The </w:t>
+      </w:r>
+      <w:proofErr w:type="spellStart"/>
+      <w:r>
+        <w:rPr>
+          <w:rFonts w:ascii="Times New Roman" w:hAnsi="Times New Roman" w:cs="Times New Roman"/>
+        </w:rPr>
+        <w:t>DeepFake</w:t>
+      </w:r>
+      <w:proofErr w:type="spellEnd"/>
+      <w:r>
+        <w:rPr>
+          <w:rFonts w:ascii="Times New Roman" w:hAnsi="Times New Roman" w:cs="Times New Roman"/>
+        </w:rPr>
+        <w:t xml:space="preserve"> Detection Challenge (DFDC) dataset," </w:t>
+      </w:r>
+      <w:proofErr w:type="spellStart"/>
+      <w:r>
+        <w:rPr>
+          <w:rFonts w:ascii="Times New Roman" w:hAnsi="Times New Roman" w:cs="Times New Roman"/>
+        </w:rPr>
+        <w:t>arXiv</w:t>
+      </w:r>
+      <w:proofErr w:type="spellEnd"/>
+      <w:r>
+        <w:rPr>
+          <w:rFonts w:ascii="Times New Roman" w:hAnsi="Times New Roman" w:cs="Times New Roman"/>
+        </w:rPr>
+        <w:t xml:space="preserve"> preprint arXiv:2006.07397, June 2020.</w:t>
+      </w:r>
+    </w:p>
+    <w:p>
+      <w:pPr>
+        <w:spacing w:before="80" w:after="80" w:line="360" w:lineRule="auto"/>
+        <w:jc w:val="both"/>
+        <w:rPr>
+          <w:rFonts w:ascii="Times New Roman" w:hAnsi="Times New Roman" w:cs="Times New Roman"/>
+        </w:rPr>
+      </w:pPr>
+    </w:p>
+    <w:p>
+      <w:pPr>
+        <w:spacing w:before="80" w:after="80" w:line="360" w:lineRule="auto"/>
+        <w:jc w:val="both"/>
+        <w:rPr>
+          <w:rFonts w:ascii="Times New Roman" w:hAnsi="Times New Roman" w:cs="Times New Roman"/>
+        </w:rPr>
+      </w:pPr>
+      <w:r>
+        <w:rPr>
+          <w:rFonts w:ascii="Times New Roman" w:hAnsi="Times New Roman" w:cs="Times New Roman"/>
+        </w:rPr>
+        <w:t>[8] H. H. Nguyen, J. Yamagishi, and I. Echizen, "Capsule-forensics: Using capsule networks to detect forged images and videos," in Proc. IEEE Int. Conf. Acoustics, Speech and Signal Processing (ICASSP), 2019, pp. 2307–2311.</w:t>
+      </w:r>
+    </w:p>
+    <w:p>
+      <w:pPr>
+        <w:spacing w:before="80" w:after="80" w:line="360" w:lineRule="auto"/>
+        <w:jc w:val="both"/>
+        <w:rPr>
+          <w:rFonts w:ascii="Times New Roman" w:hAnsi="Times New Roman" w:cs="Times New Roman"/>
+        </w:rPr>
+      </w:pPr>
+    </w:p>
+    <w:p>
+      <w:pPr>
+        <w:spacing w:before="80" w:after="80" w:line="360" w:lineRule="auto"/>
+        <w:jc w:val="both"/>
+        <w:rPr>
+          <w:rFonts w:ascii="Times New Roman" w:hAnsi="Times New Roman" w:cs="Times New Roman"/>
+        </w:rPr>
+      </w:pPr>
+      <w:r>
+        <w:rPr>
+          <w:rFonts w:ascii="Times New Roman" w:hAnsi="Times New Roman" w:cs="Times New Roman"/>
+        </w:rPr>
         <w:lastRenderedPageBreak/>
-        <w:t>7. References</w:t>
+        <w:t xml:space="preserve">[9] R. </w:t>
+      </w:r>
+      <w:proofErr w:type="spellStart"/>
+      <w:r>
+        <w:rPr>
+          <w:rFonts w:ascii="Times New Roman" w:hAnsi="Times New Roman" w:cs="Times New Roman"/>
+        </w:rPr>
+        <w:t>Tolosana</w:t>
+      </w:r>
+      <w:proofErr w:type="spellEnd"/>
+      <w:r>
+        <w:rPr>
+          <w:rFonts w:ascii="Times New Roman" w:hAnsi="Times New Roman" w:cs="Times New Roman"/>
+        </w:rPr>
+        <w:t xml:space="preserve">, R. Vera-Rodriguez, J. </w:t>
+      </w:r>
+      <w:proofErr w:type="spellStart"/>
+      <w:r>
+        <w:rPr>
+          <w:rFonts w:ascii="Times New Roman" w:hAnsi="Times New Roman" w:cs="Times New Roman"/>
+        </w:rPr>
+        <w:t>Fierrez</w:t>
+      </w:r>
+      <w:proofErr w:type="spellEnd"/>
+      <w:r>
+        <w:rPr>
+          <w:rFonts w:ascii="Times New Roman" w:hAnsi="Times New Roman" w:cs="Times New Roman"/>
+        </w:rPr>
+        <w:t>, A. Morales, and J. Ortega-Garcia, "</w:t>
+      </w:r>
+      <w:proofErr w:type="spellStart"/>
+      <w:r>
+        <w:rPr>
+          <w:rFonts w:ascii="Times New Roman" w:hAnsi="Times New Roman" w:cs="Times New Roman"/>
+        </w:rPr>
+        <w:t>DeepFakes</w:t>
+      </w:r>
+      <w:proofErr w:type="spellEnd"/>
+      <w:r>
+        <w:rPr>
+          <w:rFonts w:ascii="Times New Roman" w:hAnsi="Times New Roman" w:cs="Times New Roman"/>
+        </w:rPr>
+        <w:t xml:space="preserve"> and beyond: A survey of face manipulation and fake detection," Information Fusion, vol. 64, pp. 131–148, Dec. 2020.</w:t>
       </w:r>
     </w:p>
     <w:p>
@@ -11220,17 +11825,230 @@
           <w:rFonts w:ascii="Times New Roman" w:hAnsi="Times New Roman" w:cs="Times New Roman"/>
         </w:rPr>
       </w:pPr>
-      <w:r>
-        <w:rPr>
-          <w:rFonts w:ascii="Times New Roman" w:hAnsi="Times New Roman" w:cs="Times New Roman"/>
-        </w:rPr>
-        <w:t xml:space="preserve">[1] A. Rossler, D. Cozzolino, L. </w:t>
+    </w:p>
+    <w:p>
+      <w:pPr>
+        <w:spacing w:before="80" w:after="80" w:line="360" w:lineRule="auto"/>
+        <w:jc w:val="both"/>
+        <w:rPr>
+          <w:rFonts w:ascii="Times New Roman" w:hAnsi="Times New Roman" w:cs="Times New Roman"/>
+        </w:rPr>
+      </w:pPr>
+      <w:r>
+        <w:rPr>
+          <w:rFonts w:ascii="Times New Roman" w:hAnsi="Times New Roman" w:cs="Times New Roman"/>
+        </w:rPr>
+        <w:t xml:space="preserve">[10] A. Heidari, N. J. </w:t>
       </w:r>
       <w:proofErr w:type="spellStart"/>
       <w:r>
         <w:rPr>
           <w:rFonts w:ascii="Times New Roman" w:hAnsi="Times New Roman" w:cs="Times New Roman"/>
         </w:rPr>
+        <w:t>Navimipour</w:t>
+      </w:r>
+      <w:proofErr w:type="spellEnd"/>
+      <w:r>
+        <w:rPr>
+          <w:rFonts w:ascii="Times New Roman" w:hAnsi="Times New Roman" w:cs="Times New Roman"/>
+        </w:rPr>
+        <w:t>, H. Dag, and M. Unal, "Deepfake detection using deep learning methods: A systematic and comprehensive review," Wiley Interdisciplinary Reviews: Data Mining and Knowledge Discovery, vol. 14, no. 2, Mar. 2024.</w:t>
+      </w:r>
+    </w:p>
+    <w:p>
+      <w:pPr>
+        <w:spacing w:before="80" w:after="80" w:line="360" w:lineRule="auto"/>
+        <w:jc w:val="both"/>
+        <w:rPr>
+          <w:rFonts w:ascii="Times New Roman" w:hAnsi="Times New Roman" w:cs="Times New Roman"/>
+        </w:rPr>
+      </w:pPr>
+    </w:p>
+    <w:p>
+      <w:pPr>
+        <w:spacing w:before="80" w:after="80" w:line="360" w:lineRule="auto"/>
+        <w:jc w:val="both"/>
+        <w:rPr>
+          <w:rFonts w:ascii="Times New Roman" w:hAnsi="Times New Roman" w:cs="Times New Roman"/>
+        </w:rPr>
+      </w:pPr>
+      <w:r>
+        <w:rPr>
+          <w:rFonts w:ascii="Times New Roman" w:hAnsi="Times New Roman" w:cs="Times New Roman"/>
+        </w:rPr>
+        <w:t xml:space="preserve">[11] A. Mehra, L. </w:t>
+      </w:r>
+      <w:proofErr w:type="spellStart"/>
+      <w:r>
+        <w:rPr>
+          <w:rFonts w:ascii="Times New Roman" w:hAnsi="Times New Roman" w:cs="Times New Roman"/>
+        </w:rPr>
+        <w:t>Spreeuwers</w:t>
+      </w:r>
+      <w:proofErr w:type="spellEnd"/>
+      <w:r>
+        <w:rPr>
+          <w:rFonts w:ascii="Times New Roman" w:hAnsi="Times New Roman" w:cs="Times New Roman"/>
+        </w:rPr>
+        <w:t xml:space="preserve">, and N. </w:t>
+      </w:r>
+      <w:proofErr w:type="spellStart"/>
+      <w:r>
+        <w:rPr>
+          <w:rFonts w:ascii="Times New Roman" w:hAnsi="Times New Roman" w:cs="Times New Roman"/>
+        </w:rPr>
+        <w:t>Strisciuglio</w:t>
+      </w:r>
+      <w:proofErr w:type="spellEnd"/>
+      <w:r>
+        <w:rPr>
+          <w:rFonts w:ascii="Times New Roman" w:hAnsi="Times New Roman" w:cs="Times New Roman"/>
+        </w:rPr>
+        <w:t>, "Deepfake detection using capsule networks and long short-term memory networks," in Proc. 25th Int. Conf. Pattern Recognition (ICPR), 2021, pp. 7928–7935.</w:t>
+      </w:r>
+    </w:p>
+    <w:p>
+      <w:pPr>
+        <w:spacing w:before="80" w:after="80" w:line="360" w:lineRule="auto"/>
+        <w:jc w:val="both"/>
+        <w:rPr>
+          <w:rFonts w:ascii="Times New Roman" w:hAnsi="Times New Roman" w:cs="Times New Roman"/>
+        </w:rPr>
+      </w:pPr>
+    </w:p>
+    <w:p>
+      <w:pPr>
+        <w:spacing w:before="80" w:after="80" w:line="360" w:lineRule="auto"/>
+        <w:jc w:val="both"/>
+        <w:rPr>
+          <w:rFonts w:ascii="Times New Roman" w:hAnsi="Times New Roman" w:cs="Times New Roman"/>
+        </w:rPr>
+      </w:pPr>
+      <w:r>
+        <w:rPr>
+          <w:rFonts w:ascii="Times New Roman" w:hAnsi="Times New Roman" w:cs="Times New Roman"/>
+        </w:rPr>
+        <w:t>[12] P. Saikia et al., "A hybrid CNN-LSTM model for video deepfake detection," IEEE Access, vol. 10, pp. 106837–106849, 2022.</w:t>
+      </w:r>
+    </w:p>
+    <w:p>
+      <w:pPr>
+        <w:spacing w:before="80" w:after="80" w:line="360" w:lineRule="auto"/>
+        <w:jc w:val="both"/>
+        <w:rPr>
+          <w:rFonts w:ascii="Times New Roman" w:hAnsi="Times New Roman" w:cs="Times New Roman"/>
+        </w:rPr>
+      </w:pPr>
+    </w:p>
+    <w:p>
+      <w:pPr>
+        <w:spacing w:before="80" w:after="80" w:line="360" w:lineRule="auto"/>
+        <w:jc w:val="both"/>
+        <w:rPr>
+          <w:rFonts w:ascii="Times New Roman" w:hAnsi="Times New Roman" w:cs="Times New Roman"/>
+        </w:rPr>
+      </w:pPr>
+      <w:r>
+        <w:rPr>
+          <w:rFonts w:ascii="Times New Roman" w:hAnsi="Times New Roman" w:cs="Times New Roman"/>
+        </w:rPr>
+        <w:t xml:space="preserve">[13] L. Nataraj et al., "Detecting GAN generated fake images using co-occurrence matrices," in Proc. IEEE Int. Workshop on Information Forensics and </w:t>
+      </w:r>
+      <w:proofErr w:type="gramStart"/>
+      <w:r>
+        <w:rPr>
+          <w:rFonts w:ascii="Times New Roman" w:hAnsi="Times New Roman" w:cs="Times New Roman"/>
+        </w:rPr>
+        <w:t>Security  (</w:t>
+      </w:r>
+      <w:proofErr w:type="gramEnd"/>
+      <w:r>
+        <w:rPr>
+          <w:rFonts w:ascii="Times New Roman" w:hAnsi="Times New Roman" w:cs="Times New Roman"/>
+        </w:rPr>
+        <w:t>WIFS), 2019, pp. 1–6.</w:t>
+      </w:r>
+    </w:p>
+    <w:p>
+      <w:pPr>
+        <w:spacing w:before="80" w:after="80" w:line="360" w:lineRule="auto"/>
+        <w:jc w:val="both"/>
+        <w:rPr>
+          <w:rFonts w:ascii="Times New Roman" w:hAnsi="Times New Roman" w:cs="Times New Roman"/>
+        </w:rPr>
+      </w:pPr>
+    </w:p>
+    <w:p>
+      <w:pPr>
+        <w:spacing w:before="80" w:after="80" w:line="360" w:lineRule="auto"/>
+        <w:jc w:val="both"/>
+        <w:rPr>
+          <w:rFonts w:ascii="Times New Roman" w:hAnsi="Times New Roman" w:cs="Times New Roman"/>
+        </w:rPr>
+      </w:pPr>
+      <w:r>
+        <w:rPr>
+          <w:rFonts w:ascii="Times New Roman" w:hAnsi="Times New Roman" w:cs="Times New Roman"/>
+        </w:rPr>
+        <w:t xml:space="preserve">[14] D. </w:t>
+      </w:r>
+      <w:proofErr w:type="spellStart"/>
+      <w:r>
+        <w:rPr>
+          <w:rFonts w:ascii="Times New Roman" w:hAnsi="Times New Roman" w:cs="Times New Roman"/>
+        </w:rPr>
+        <w:t>Afchar</w:t>
+      </w:r>
+      <w:proofErr w:type="spellEnd"/>
+      <w:r>
+        <w:rPr>
+          <w:rFonts w:ascii="Times New Roman" w:hAnsi="Times New Roman" w:cs="Times New Roman"/>
+        </w:rPr>
+        <w:t>, V. Nozick, J. Yamagishi, and I. Echizen, "</w:t>
+      </w:r>
+      <w:proofErr w:type="spellStart"/>
+      <w:r>
+        <w:rPr>
+          <w:rFonts w:ascii="Times New Roman" w:hAnsi="Times New Roman" w:cs="Times New Roman"/>
+        </w:rPr>
+        <w:t>MesoNet</w:t>
+      </w:r>
+      <w:proofErr w:type="spellEnd"/>
+      <w:r>
+        <w:rPr>
+          <w:rFonts w:ascii="Times New Roman" w:hAnsi="Times New Roman" w:cs="Times New Roman"/>
+        </w:rPr>
+        <w:t>: A compact facial video forgery detection network," in Proc. IEEE Int. Workshop on Information Forensics and Security (WIFS), 2018, pp. 1–7.</w:t>
+      </w:r>
+    </w:p>
+    <w:p>
+      <w:pPr>
+        <w:spacing w:before="80" w:after="80" w:line="360" w:lineRule="auto"/>
+        <w:jc w:val="both"/>
+        <w:rPr>
+          <w:rFonts w:ascii="Times New Roman" w:hAnsi="Times New Roman" w:cs="Times New Roman"/>
+        </w:rPr>
+      </w:pPr>
+    </w:p>
+    <w:p>
+      <w:pPr>
+        <w:spacing w:before="80" w:after="80" w:line="360" w:lineRule="auto"/>
+        <w:jc w:val="both"/>
+        <w:rPr>
+          <w:rFonts w:ascii="Times New Roman" w:hAnsi="Times New Roman" w:cs="Times New Roman"/>
+        </w:rPr>
+      </w:pPr>
+      <w:r>
+        <w:rPr>
+          <w:rFonts w:ascii="Times New Roman" w:hAnsi="Times New Roman" w:cs="Times New Roman"/>
+        </w:rPr>
+        <w:t xml:space="preserve">[15] L. </w:t>
+      </w:r>
+      <w:proofErr w:type="spellStart"/>
+      <w:r>
+        <w:rPr>
+          <w:rFonts w:ascii="Times New Roman" w:hAnsi="Times New Roman" w:cs="Times New Roman"/>
+        </w:rPr>
         <w:t>Verdoliva</w:t>
       </w:r>
       <w:proofErr w:type="spellEnd"/>
@@ -11238,35 +12056,108 @@
         <w:rPr>
           <w:rFonts w:ascii="Times New Roman" w:hAnsi="Times New Roman" w:cs="Times New Roman"/>
         </w:rPr>
-        <w:t xml:space="preserve">, C. Riess, J. Thies, and M. </w:t>
+        <w:t>, "Media forensics and deepfakes: An overview," IEEE Journal of Selected Topics in Signal Processing, vol. 14, no. 5, pp. 910–932, Aug. 2020.</w:t>
+      </w:r>
+    </w:p>
+    <w:p>
+      <w:pPr>
+        <w:spacing w:before="80" w:after="80" w:line="360" w:lineRule="auto"/>
+        <w:jc w:val="both"/>
+        <w:rPr>
+          <w:rFonts w:ascii="Times New Roman" w:hAnsi="Times New Roman" w:cs="Times New Roman"/>
+        </w:rPr>
+      </w:pPr>
+    </w:p>
+    <w:p>
+      <w:pPr>
+        <w:spacing w:before="80" w:after="80" w:line="360" w:lineRule="auto"/>
+        <w:jc w:val="both"/>
+        <w:rPr>
+          <w:rFonts w:ascii="Times New Roman" w:hAnsi="Times New Roman" w:cs="Times New Roman"/>
+        </w:rPr>
+      </w:pPr>
+      <w:r>
+        <w:rPr>
+          <w:rFonts w:ascii="Times New Roman" w:hAnsi="Times New Roman" w:cs="Times New Roman"/>
+        </w:rPr>
+        <w:t>[16] Y. Mirsky and W. Lee, "The creation and detection of deepfakes: A survey," ACM Computing Surveys, vol. 54, no. 1, pp. 1–41, Jan. 2021.</w:t>
+      </w:r>
+    </w:p>
+    <w:p>
+      <w:pPr>
+        <w:spacing w:before="80" w:after="80" w:line="360" w:lineRule="auto"/>
+        <w:jc w:val="both"/>
+        <w:rPr>
+          <w:rFonts w:ascii="Times New Roman" w:hAnsi="Times New Roman" w:cs="Times New Roman"/>
+        </w:rPr>
+      </w:pPr>
+    </w:p>
+    <w:p>
+      <w:pPr>
+        <w:spacing w:before="80" w:after="80" w:line="360" w:lineRule="auto"/>
+        <w:jc w:val="both"/>
+        <w:rPr>
+          <w:rFonts w:ascii="Times New Roman" w:hAnsi="Times New Roman" w:cs="Times New Roman"/>
+        </w:rPr>
+      </w:pPr>
+      <w:r>
+        <w:rPr>
+          <w:rFonts w:ascii="Times New Roman" w:hAnsi="Times New Roman" w:cs="Times New Roman"/>
+        </w:rPr>
+        <w:t>[17] M. Tan and Q. Le, "</w:t>
+      </w:r>
+      <w:proofErr w:type="spellStart"/>
+      <w:r>
+        <w:rPr>
+          <w:rFonts w:ascii="Times New Roman" w:hAnsi="Times New Roman" w:cs="Times New Roman"/>
+        </w:rPr>
+        <w:t>EfficientNet</w:t>
+      </w:r>
+      <w:proofErr w:type="spellEnd"/>
+      <w:r>
+        <w:rPr>
+          <w:rFonts w:ascii="Times New Roman" w:hAnsi="Times New Roman" w:cs="Times New Roman"/>
+        </w:rPr>
+        <w:t>: Rethinking model scaling for convolutional neural networks," in Proc. 36th Int. Conf. Machine Learning (ICML), 2019, pp. 6105–6114.</w:t>
+      </w:r>
+    </w:p>
+    <w:p>
+      <w:pPr>
+        <w:spacing w:before="80" w:after="80" w:line="360" w:lineRule="auto"/>
+        <w:jc w:val="both"/>
+        <w:rPr>
+          <w:rFonts w:ascii="Times New Roman" w:hAnsi="Times New Roman" w:cs="Times New Roman"/>
+        </w:rPr>
+      </w:pPr>
+    </w:p>
+    <w:p>
+      <w:pPr>
+        <w:spacing w:before="80" w:after="80" w:line="360" w:lineRule="auto"/>
+        <w:jc w:val="both"/>
+        <w:rPr>
+          <w:rFonts w:ascii="Times New Roman" w:hAnsi="Times New Roman" w:cs="Times New Roman"/>
+        </w:rPr>
+      </w:pPr>
+      <w:r>
+        <w:rPr>
+          <w:rFonts w:ascii="Times New Roman" w:hAnsi="Times New Roman" w:cs="Times New Roman"/>
+        </w:rPr>
+        <w:lastRenderedPageBreak/>
+        <w:t xml:space="preserve">[18] X. Yang, Y. Li, and S. Lyu, "Exposing deep fakes using inconsistent head poses," in Proc. IEEE Int. Conf. Acoustics, Speech and Signal </w:t>
       </w:r>
       <w:proofErr w:type="gramStart"/>
       <w:r>
         <w:rPr>
           <w:rFonts w:ascii="Times New Roman" w:hAnsi="Times New Roman" w:cs="Times New Roman"/>
         </w:rPr>
-        <w:t xml:space="preserve">Niessner,   </w:t>
+        <w:t>Processing  (</w:t>
       </w:r>
       <w:proofErr w:type="gramEnd"/>
       <w:r>
         <w:rPr>
           <w:rFonts w:ascii="Times New Roman" w:hAnsi="Times New Roman" w:cs="Times New Roman"/>
         </w:rPr>
-        <w:t>"</w:t>
-      </w:r>
-      <w:proofErr w:type="spellStart"/>
-      <w:r>
-        <w:rPr>
-          <w:rFonts w:ascii="Times New Roman" w:hAnsi="Times New Roman" w:cs="Times New Roman"/>
-        </w:rPr>
-        <w:t>FaceForensics</w:t>
-      </w:r>
-      <w:proofErr w:type="spellEnd"/>
-      <w:r>
-        <w:rPr>
-          <w:rFonts w:ascii="Times New Roman" w:hAnsi="Times New Roman" w:cs="Times New Roman"/>
-        </w:rPr>
-        <w:t>++: Learning to detect manipulated facial images," in Proc. IEEE/CVF Int. Conf. Computer Vision (ICCV), 2019, pp. 1–11.</w:t>
+        <w:t>ICASSP), 2019, pp. 8261–8265.</w:t>
       </w:r>
     </w:p>
     <w:p>
@@ -11290,721 +12181,6 @@
         <w:rPr>
           <w:rFonts w:ascii="Times New Roman" w:hAnsi="Times New Roman" w:cs="Times New Roman"/>
         </w:rPr>
-        <w:t xml:space="preserve">[2] Y. Li, X. Yang, P. Sun, H. Qi, and S. Lyu, "Celeb-DF: A large-scale challenging dataset for </w:t>
-      </w:r>
-      <w:proofErr w:type="spellStart"/>
-      <w:r>
-        <w:rPr>
-          <w:rFonts w:ascii="Times New Roman" w:hAnsi="Times New Roman" w:cs="Times New Roman"/>
-        </w:rPr>
-        <w:t>DeepFake</w:t>
-      </w:r>
-      <w:proofErr w:type="spellEnd"/>
-      <w:r>
-        <w:rPr>
-          <w:rFonts w:ascii="Times New Roman" w:hAnsi="Times New Roman" w:cs="Times New Roman"/>
-        </w:rPr>
-        <w:t xml:space="preserve"> forensics," in Proc. IEEE/CVF Conf. Computer Vision and Pattern Recognition (CVPR), 2020, pp. 3204–3213.</w:t>
-      </w:r>
-    </w:p>
-    <w:p>
-      <w:pPr>
-        <w:spacing w:before="80" w:after="80" w:line="360" w:lineRule="auto"/>
-        <w:jc w:val="both"/>
-        <w:rPr>
-          <w:rFonts w:ascii="Times New Roman" w:hAnsi="Times New Roman" w:cs="Times New Roman"/>
-        </w:rPr>
-      </w:pPr>
-    </w:p>
-    <w:p>
-      <w:pPr>
-        <w:spacing w:before="80" w:after="80" w:line="360" w:lineRule="auto"/>
-        <w:jc w:val="both"/>
-        <w:rPr>
-          <w:rFonts w:ascii="Times New Roman" w:hAnsi="Times New Roman" w:cs="Times New Roman"/>
-        </w:rPr>
-      </w:pPr>
-      <w:r>
-        <w:rPr>
-          <w:rFonts w:ascii="Times New Roman" w:hAnsi="Times New Roman" w:cs="Times New Roman"/>
-        </w:rPr>
-        <w:t xml:space="preserve">[3] S. Sabour, N. </w:t>
-      </w:r>
-      <w:proofErr w:type="spellStart"/>
-      <w:r>
-        <w:rPr>
-          <w:rFonts w:ascii="Times New Roman" w:hAnsi="Times New Roman" w:cs="Times New Roman"/>
-        </w:rPr>
-        <w:t>Frosst</w:t>
-      </w:r>
-      <w:proofErr w:type="spellEnd"/>
-      <w:r>
-        <w:rPr>
-          <w:rFonts w:ascii="Times New Roman" w:hAnsi="Times New Roman" w:cs="Times New Roman"/>
-        </w:rPr>
-        <w:t xml:space="preserve">, and G. E. Hinton, "Dynamic routing between capsules," </w:t>
-      </w:r>
-      <w:r>
-        <w:rPr>
-          <w:rFonts w:ascii="Times New Roman" w:hAnsi="Times New Roman" w:cs="Times New Roman"/>
-        </w:rPr>
-        <w:t>i</w:t>
-      </w:r>
-      <w:r>
-        <w:rPr>
-          <w:rFonts w:ascii="Times New Roman" w:hAnsi="Times New Roman" w:cs="Times New Roman"/>
-        </w:rPr>
-        <w:t>n Proc. 31st Int. Conf. Neural Information Processing Systems (</w:t>
-      </w:r>
-      <w:proofErr w:type="spellStart"/>
-      <w:r>
-        <w:rPr>
-          <w:rFonts w:ascii="Times New Roman" w:hAnsi="Times New Roman" w:cs="Times New Roman"/>
-        </w:rPr>
-        <w:t>NeurIPS</w:t>
-      </w:r>
-      <w:proofErr w:type="spellEnd"/>
-      <w:r>
-        <w:rPr>
-          <w:rFonts w:ascii="Times New Roman" w:hAnsi="Times New Roman" w:cs="Times New Roman"/>
-        </w:rPr>
-        <w:t>), 2017, pp. 3859–3869.</w:t>
-      </w:r>
-    </w:p>
-    <w:p>
-      <w:pPr>
-        <w:spacing w:before="80" w:after="80" w:line="360" w:lineRule="auto"/>
-        <w:jc w:val="both"/>
-        <w:rPr>
-          <w:rFonts w:ascii="Times New Roman" w:hAnsi="Times New Roman" w:cs="Times New Roman"/>
-        </w:rPr>
-      </w:pPr>
-    </w:p>
-    <w:p>
-      <w:pPr>
-        <w:spacing w:before="80" w:after="80" w:line="360" w:lineRule="auto"/>
-        <w:jc w:val="both"/>
-        <w:rPr>
-          <w:rFonts w:ascii="Times New Roman" w:hAnsi="Times New Roman" w:cs="Times New Roman"/>
-        </w:rPr>
-      </w:pPr>
-      <w:r>
-        <w:rPr>
-          <w:rFonts w:ascii="Times New Roman" w:hAnsi="Times New Roman" w:cs="Times New Roman"/>
-        </w:rPr>
-        <w:t>[4] I. Goodfellow et al., "Generative adversarial networks," in Proc. 27th Int. Conf. Neural Information Processing Systems (</w:t>
-      </w:r>
-      <w:proofErr w:type="spellStart"/>
-      <w:r>
-        <w:rPr>
-          <w:rFonts w:ascii="Times New Roman" w:hAnsi="Times New Roman" w:cs="Times New Roman"/>
-        </w:rPr>
-        <w:t>NeurIPS</w:t>
-      </w:r>
-      <w:proofErr w:type="spellEnd"/>
-      <w:r>
-        <w:rPr>
-          <w:rFonts w:ascii="Times New Roman" w:hAnsi="Times New Roman" w:cs="Times New Roman"/>
-        </w:rPr>
-        <w:t>), 2014, pp. 2672–2680.</w:t>
-      </w:r>
-    </w:p>
-    <w:p>
-      <w:pPr>
-        <w:spacing w:before="80" w:after="80" w:line="360" w:lineRule="auto"/>
-        <w:jc w:val="both"/>
-        <w:rPr>
-          <w:rFonts w:ascii="Times New Roman" w:hAnsi="Times New Roman" w:cs="Times New Roman"/>
-        </w:rPr>
-      </w:pPr>
-    </w:p>
-    <w:p>
-      <w:pPr>
-        <w:spacing w:before="80" w:after="80" w:line="360" w:lineRule="auto"/>
-        <w:jc w:val="both"/>
-        <w:rPr>
-          <w:rFonts w:ascii="Times New Roman" w:hAnsi="Times New Roman" w:cs="Times New Roman"/>
-        </w:rPr>
-      </w:pPr>
-      <w:r>
-        <w:rPr>
-          <w:rFonts w:ascii="Times New Roman" w:hAnsi="Times New Roman" w:cs="Times New Roman"/>
-        </w:rPr>
-        <w:t>[5] F. Chollet, "</w:t>
-      </w:r>
-      <w:proofErr w:type="spellStart"/>
-      <w:r>
-        <w:rPr>
-          <w:rFonts w:ascii="Times New Roman" w:hAnsi="Times New Roman" w:cs="Times New Roman"/>
-        </w:rPr>
-        <w:t>Xception</w:t>
-      </w:r>
-      <w:proofErr w:type="spellEnd"/>
-      <w:r>
-        <w:rPr>
-          <w:rFonts w:ascii="Times New Roman" w:hAnsi="Times New Roman" w:cs="Times New Roman"/>
-        </w:rPr>
-        <w:t xml:space="preserve">: Deep learning with </w:t>
-      </w:r>
-      <w:proofErr w:type="spellStart"/>
-      <w:r>
-        <w:rPr>
-          <w:rFonts w:ascii="Times New Roman" w:hAnsi="Times New Roman" w:cs="Times New Roman"/>
-        </w:rPr>
-        <w:t>depthwise</w:t>
-      </w:r>
-      <w:proofErr w:type="spellEnd"/>
-      <w:r>
-        <w:rPr>
-          <w:rFonts w:ascii="Times New Roman" w:hAnsi="Times New Roman" w:cs="Times New Roman"/>
-        </w:rPr>
-        <w:t xml:space="preserve"> separable convolutions," in Proc. IEEE Conf. Computer Vision and Pattern Recognition (CVPR), 2017, pp. 1800–1807.</w:t>
-      </w:r>
-    </w:p>
-    <w:p>
-      <w:pPr>
-        <w:spacing w:before="80" w:after="80" w:line="360" w:lineRule="auto"/>
-        <w:jc w:val="both"/>
-        <w:rPr>
-          <w:rFonts w:ascii="Times New Roman" w:hAnsi="Times New Roman" w:cs="Times New Roman"/>
-        </w:rPr>
-      </w:pPr>
-    </w:p>
-    <w:p>
-      <w:pPr>
-        <w:spacing w:before="80" w:after="80" w:line="360" w:lineRule="auto"/>
-        <w:jc w:val="both"/>
-        <w:rPr>
-          <w:rFonts w:ascii="Times New Roman" w:hAnsi="Times New Roman" w:cs="Times New Roman"/>
-        </w:rPr>
-      </w:pPr>
-      <w:r>
-        <w:rPr>
-          <w:rFonts w:ascii="Times New Roman" w:hAnsi="Times New Roman" w:cs="Times New Roman"/>
-        </w:rPr>
-        <w:t>[6] K. He, X. Zhang, S. Ren, and J. Sun, "Deep residual learning for image recognition," in Proc. IEEE Conf. Computer Vision and Pattern Recognition (CVPR), 2016, pp. 770–778.</w:t>
-      </w:r>
-    </w:p>
-    <w:p>
-      <w:pPr>
-        <w:spacing w:before="80" w:after="80" w:line="360" w:lineRule="auto"/>
-        <w:jc w:val="both"/>
-        <w:rPr>
-          <w:rFonts w:ascii="Times New Roman" w:hAnsi="Times New Roman" w:cs="Times New Roman"/>
-        </w:rPr>
-      </w:pPr>
-    </w:p>
-    <w:p>
-      <w:pPr>
-        <w:spacing w:before="80" w:after="80" w:line="360" w:lineRule="auto"/>
-        <w:jc w:val="both"/>
-        <w:rPr>
-          <w:rFonts w:ascii="Times New Roman" w:hAnsi="Times New Roman" w:cs="Times New Roman"/>
-        </w:rPr>
-      </w:pPr>
-      <w:r>
-        <w:rPr>
-          <w:rFonts w:ascii="Times New Roman" w:hAnsi="Times New Roman" w:cs="Times New Roman"/>
-        </w:rPr>
-        <w:t xml:space="preserve">[7] J. </w:t>
-      </w:r>
-      <w:proofErr w:type="spellStart"/>
-      <w:r>
-        <w:rPr>
-          <w:rFonts w:ascii="Times New Roman" w:hAnsi="Times New Roman" w:cs="Times New Roman"/>
-        </w:rPr>
-        <w:t>Dolhansky</w:t>
-      </w:r>
-      <w:proofErr w:type="spellEnd"/>
-      <w:r>
-        <w:rPr>
-          <w:rFonts w:ascii="Times New Roman" w:hAnsi="Times New Roman" w:cs="Times New Roman"/>
-        </w:rPr>
-        <w:t xml:space="preserve"> et al., "The </w:t>
-      </w:r>
-      <w:proofErr w:type="spellStart"/>
-      <w:r>
-        <w:rPr>
-          <w:rFonts w:ascii="Times New Roman" w:hAnsi="Times New Roman" w:cs="Times New Roman"/>
-        </w:rPr>
-        <w:t>DeepFake</w:t>
-      </w:r>
-      <w:proofErr w:type="spellEnd"/>
-      <w:r>
-        <w:rPr>
-          <w:rFonts w:ascii="Times New Roman" w:hAnsi="Times New Roman" w:cs="Times New Roman"/>
-        </w:rPr>
-        <w:t xml:space="preserve"> Detection Challenge (DFDC) dataset," </w:t>
-      </w:r>
-      <w:proofErr w:type="spellStart"/>
-      <w:r>
-        <w:rPr>
-          <w:rFonts w:ascii="Times New Roman" w:hAnsi="Times New Roman" w:cs="Times New Roman"/>
-        </w:rPr>
-        <w:t>arXiv</w:t>
-      </w:r>
-      <w:proofErr w:type="spellEnd"/>
-      <w:r>
-        <w:rPr>
-          <w:rFonts w:ascii="Times New Roman" w:hAnsi="Times New Roman" w:cs="Times New Roman"/>
-        </w:rPr>
-        <w:t xml:space="preserve"> preprint arXiv:2006.07397, June 2020.</w:t>
-      </w:r>
-    </w:p>
-    <w:p>
-      <w:pPr>
-        <w:spacing w:before="80" w:after="80" w:line="360" w:lineRule="auto"/>
-        <w:jc w:val="both"/>
-        <w:rPr>
-          <w:rFonts w:ascii="Times New Roman" w:hAnsi="Times New Roman" w:cs="Times New Roman"/>
-        </w:rPr>
-      </w:pPr>
-    </w:p>
-    <w:p>
-      <w:pPr>
-        <w:spacing w:before="80" w:after="80" w:line="360" w:lineRule="auto"/>
-        <w:jc w:val="both"/>
-        <w:rPr>
-          <w:rFonts w:ascii="Times New Roman" w:hAnsi="Times New Roman" w:cs="Times New Roman"/>
-        </w:rPr>
-      </w:pPr>
-      <w:r>
-        <w:rPr>
-          <w:rFonts w:ascii="Times New Roman" w:hAnsi="Times New Roman" w:cs="Times New Roman"/>
-        </w:rPr>
-        <w:t>[8] H. H. Nguyen, J. Yamagishi, and I. Echizen, "Capsule-forensics: Using capsule networks to detect forged images and videos," in Proc. IEEE Int. Conf. Acoustics, Speech and Signal Processing (ICASSP), 2019, pp. 2307–2311.</w:t>
-      </w:r>
-    </w:p>
-    <w:p>
-      <w:pPr>
-        <w:spacing w:before="80" w:after="80" w:line="360" w:lineRule="auto"/>
-        <w:jc w:val="both"/>
-        <w:rPr>
-          <w:rFonts w:ascii="Times New Roman" w:hAnsi="Times New Roman" w:cs="Times New Roman"/>
-        </w:rPr>
-      </w:pPr>
-    </w:p>
-    <w:p>
-      <w:pPr>
-        <w:spacing w:before="80" w:after="80" w:line="360" w:lineRule="auto"/>
-        <w:jc w:val="both"/>
-        <w:rPr>
-          <w:rFonts w:ascii="Times New Roman" w:hAnsi="Times New Roman" w:cs="Times New Roman"/>
-        </w:rPr>
-      </w:pPr>
-      <w:r>
-        <w:rPr>
-          <w:rFonts w:ascii="Times New Roman" w:hAnsi="Times New Roman" w:cs="Times New Roman"/>
-        </w:rPr>
-        <w:t xml:space="preserve">[9] R. </w:t>
-      </w:r>
-      <w:proofErr w:type="spellStart"/>
-      <w:r>
-        <w:rPr>
-          <w:rFonts w:ascii="Times New Roman" w:hAnsi="Times New Roman" w:cs="Times New Roman"/>
-        </w:rPr>
-        <w:t>Tolosana</w:t>
-      </w:r>
-      <w:proofErr w:type="spellEnd"/>
-      <w:r>
-        <w:rPr>
-          <w:rFonts w:ascii="Times New Roman" w:hAnsi="Times New Roman" w:cs="Times New Roman"/>
-        </w:rPr>
-        <w:t xml:space="preserve">, R. Vera-Rodriguez, J. </w:t>
-      </w:r>
-      <w:proofErr w:type="spellStart"/>
-      <w:r>
-        <w:rPr>
-          <w:rFonts w:ascii="Times New Roman" w:hAnsi="Times New Roman" w:cs="Times New Roman"/>
-        </w:rPr>
-        <w:t>Fierrez</w:t>
-      </w:r>
-      <w:proofErr w:type="spellEnd"/>
-      <w:r>
-        <w:rPr>
-          <w:rFonts w:ascii="Times New Roman" w:hAnsi="Times New Roman" w:cs="Times New Roman"/>
-        </w:rPr>
-        <w:t>, A. Morales, and J. Ortega-Garcia, "</w:t>
-      </w:r>
-      <w:proofErr w:type="spellStart"/>
-      <w:r>
-        <w:rPr>
-          <w:rFonts w:ascii="Times New Roman" w:hAnsi="Times New Roman" w:cs="Times New Roman"/>
-        </w:rPr>
-        <w:t>DeepFakes</w:t>
-      </w:r>
-      <w:proofErr w:type="spellEnd"/>
-      <w:r>
-        <w:rPr>
-          <w:rFonts w:ascii="Times New Roman" w:hAnsi="Times New Roman" w:cs="Times New Roman"/>
-        </w:rPr>
-        <w:t xml:space="preserve"> and beyond: A survey of face manipulation and fake detection," Information Fusion, vol. 64, pp. 131–148, Dec. 2020.</w:t>
-      </w:r>
-    </w:p>
-    <w:p>
-      <w:pPr>
-        <w:spacing w:before="80" w:after="80" w:line="360" w:lineRule="auto"/>
-        <w:jc w:val="both"/>
-        <w:rPr>
-          <w:rFonts w:ascii="Times New Roman" w:hAnsi="Times New Roman" w:cs="Times New Roman"/>
-        </w:rPr>
-      </w:pPr>
-    </w:p>
-    <w:p>
-      <w:pPr>
-        <w:spacing w:before="80" w:after="80" w:line="360" w:lineRule="auto"/>
-        <w:jc w:val="both"/>
-        <w:rPr>
-          <w:rFonts w:ascii="Times New Roman" w:hAnsi="Times New Roman" w:cs="Times New Roman"/>
-        </w:rPr>
-      </w:pPr>
-      <w:r>
-        <w:rPr>
-          <w:rFonts w:ascii="Times New Roman" w:hAnsi="Times New Roman" w:cs="Times New Roman"/>
-        </w:rPr>
-        <w:t xml:space="preserve">[10] A. Heidari, N. J. </w:t>
-      </w:r>
-      <w:proofErr w:type="spellStart"/>
-      <w:r>
-        <w:rPr>
-          <w:rFonts w:ascii="Times New Roman" w:hAnsi="Times New Roman" w:cs="Times New Roman"/>
-        </w:rPr>
-        <w:t>Navimipour</w:t>
-      </w:r>
-      <w:proofErr w:type="spellEnd"/>
-      <w:r>
-        <w:rPr>
-          <w:rFonts w:ascii="Times New Roman" w:hAnsi="Times New Roman" w:cs="Times New Roman"/>
-        </w:rPr>
-        <w:t>, H. Dag, and M. Unal, "Deepfake detection using deep learning methods: A systematic and comprehensive review," Wiley Interdisciplinary Reviews: Data Mining and Knowledge Discovery, vol. 14, no. 2, Mar. 2024.</w:t>
-      </w:r>
-    </w:p>
-    <w:p>
-      <w:pPr>
-        <w:spacing w:before="80" w:after="80" w:line="360" w:lineRule="auto"/>
-        <w:jc w:val="both"/>
-        <w:rPr>
-          <w:rFonts w:ascii="Times New Roman" w:hAnsi="Times New Roman" w:cs="Times New Roman"/>
-        </w:rPr>
-      </w:pPr>
-    </w:p>
-    <w:p>
-      <w:pPr>
-        <w:spacing w:before="80" w:after="80" w:line="360" w:lineRule="auto"/>
-        <w:jc w:val="both"/>
-        <w:rPr>
-          <w:rFonts w:ascii="Times New Roman" w:hAnsi="Times New Roman" w:cs="Times New Roman"/>
-        </w:rPr>
-      </w:pPr>
-      <w:r>
-        <w:rPr>
-          <w:rFonts w:ascii="Times New Roman" w:hAnsi="Times New Roman" w:cs="Times New Roman"/>
-        </w:rPr>
-        <w:t xml:space="preserve">[11] A. Mehra, L. </w:t>
-      </w:r>
-      <w:proofErr w:type="spellStart"/>
-      <w:r>
-        <w:rPr>
-          <w:rFonts w:ascii="Times New Roman" w:hAnsi="Times New Roman" w:cs="Times New Roman"/>
-        </w:rPr>
-        <w:t>Spreeuwers</w:t>
-      </w:r>
-      <w:proofErr w:type="spellEnd"/>
-      <w:r>
-        <w:rPr>
-          <w:rFonts w:ascii="Times New Roman" w:hAnsi="Times New Roman" w:cs="Times New Roman"/>
-        </w:rPr>
-        <w:t xml:space="preserve">, and N. </w:t>
-      </w:r>
-      <w:proofErr w:type="spellStart"/>
-      <w:r>
-        <w:rPr>
-          <w:rFonts w:ascii="Times New Roman" w:hAnsi="Times New Roman" w:cs="Times New Roman"/>
-        </w:rPr>
-        <w:t>Strisciuglio</w:t>
-      </w:r>
-      <w:proofErr w:type="spellEnd"/>
-      <w:r>
-        <w:rPr>
-          <w:rFonts w:ascii="Times New Roman" w:hAnsi="Times New Roman" w:cs="Times New Roman"/>
-        </w:rPr>
-        <w:t>, "Deepfake detection using capsule networks and long short-term memory networks," in Proc. 25th Int. Conf. Pattern Recognition (ICPR), 2021, pp. 7928–7935.</w:t>
-      </w:r>
-    </w:p>
-    <w:p>
-      <w:pPr>
-        <w:spacing w:before="80" w:after="80" w:line="360" w:lineRule="auto"/>
-        <w:jc w:val="both"/>
-        <w:rPr>
-          <w:rFonts w:ascii="Times New Roman" w:hAnsi="Times New Roman" w:cs="Times New Roman"/>
-        </w:rPr>
-      </w:pPr>
-    </w:p>
-    <w:p>
-      <w:pPr>
-        <w:spacing w:before="80" w:after="80" w:line="360" w:lineRule="auto"/>
-        <w:jc w:val="both"/>
-        <w:rPr>
-          <w:rFonts w:ascii="Times New Roman" w:hAnsi="Times New Roman" w:cs="Times New Roman"/>
-        </w:rPr>
-      </w:pPr>
-      <w:r>
-        <w:rPr>
-          <w:rFonts w:ascii="Times New Roman" w:hAnsi="Times New Roman" w:cs="Times New Roman"/>
-        </w:rPr>
-        <w:t>[12] P. Saikia et al., "A hybrid CNN-LSTM model for video deepfake detection," IEEE Access, vol. 10, pp. 106837–106849, 2022.</w:t>
-      </w:r>
-    </w:p>
-    <w:p>
-      <w:pPr>
-        <w:spacing w:before="80" w:after="80" w:line="360" w:lineRule="auto"/>
-        <w:jc w:val="both"/>
-        <w:rPr>
-          <w:rFonts w:ascii="Times New Roman" w:hAnsi="Times New Roman" w:cs="Times New Roman"/>
-        </w:rPr>
-      </w:pPr>
-    </w:p>
-    <w:p>
-      <w:pPr>
-        <w:spacing w:before="80" w:after="80" w:line="360" w:lineRule="auto"/>
-        <w:jc w:val="both"/>
-        <w:rPr>
-          <w:rFonts w:ascii="Times New Roman" w:hAnsi="Times New Roman" w:cs="Times New Roman"/>
-        </w:rPr>
-      </w:pPr>
-      <w:r>
-        <w:rPr>
-          <w:rFonts w:ascii="Times New Roman" w:hAnsi="Times New Roman" w:cs="Times New Roman"/>
-        </w:rPr>
-        <w:t xml:space="preserve">[13] L. Nataraj et al., "Detecting GAN generated fake images using co-occurrence matrices," in Proc. IEEE Int. Workshop on Information Forensics and </w:t>
-      </w:r>
-      <w:proofErr w:type="gramStart"/>
-      <w:r>
-        <w:rPr>
-          <w:rFonts w:ascii="Times New Roman" w:hAnsi="Times New Roman" w:cs="Times New Roman"/>
-        </w:rPr>
-        <w:t>Security  (</w:t>
-      </w:r>
-      <w:proofErr w:type="gramEnd"/>
-      <w:r>
-        <w:rPr>
-          <w:rFonts w:ascii="Times New Roman" w:hAnsi="Times New Roman" w:cs="Times New Roman"/>
-        </w:rPr>
-        <w:t>WIFS), 2019, pp. 1–6.</w:t>
-      </w:r>
-    </w:p>
-    <w:p>
-      <w:pPr>
-        <w:spacing w:before="80" w:after="80" w:line="360" w:lineRule="auto"/>
-        <w:jc w:val="both"/>
-        <w:rPr>
-          <w:rFonts w:ascii="Times New Roman" w:hAnsi="Times New Roman" w:cs="Times New Roman"/>
-        </w:rPr>
-      </w:pPr>
-    </w:p>
-    <w:p>
-      <w:pPr>
-        <w:spacing w:before="80" w:after="80" w:line="360" w:lineRule="auto"/>
-        <w:jc w:val="both"/>
-        <w:rPr>
-          <w:rFonts w:ascii="Times New Roman" w:hAnsi="Times New Roman" w:cs="Times New Roman"/>
-        </w:rPr>
-      </w:pPr>
-      <w:r>
-        <w:rPr>
-          <w:rFonts w:ascii="Times New Roman" w:hAnsi="Times New Roman" w:cs="Times New Roman"/>
-        </w:rPr>
-        <w:t xml:space="preserve">[14] D. </w:t>
-      </w:r>
-      <w:proofErr w:type="spellStart"/>
-      <w:r>
-        <w:rPr>
-          <w:rFonts w:ascii="Times New Roman" w:hAnsi="Times New Roman" w:cs="Times New Roman"/>
-        </w:rPr>
-        <w:t>Afchar</w:t>
-      </w:r>
-      <w:proofErr w:type="spellEnd"/>
-      <w:r>
-        <w:rPr>
-          <w:rFonts w:ascii="Times New Roman" w:hAnsi="Times New Roman" w:cs="Times New Roman"/>
-        </w:rPr>
-        <w:t>, V. Nozick, J. Yamagishi, and I. Echizen, "</w:t>
-      </w:r>
-      <w:proofErr w:type="spellStart"/>
-      <w:r>
-        <w:rPr>
-          <w:rFonts w:ascii="Times New Roman" w:hAnsi="Times New Roman" w:cs="Times New Roman"/>
-        </w:rPr>
-        <w:t>MesoNet</w:t>
-      </w:r>
-      <w:proofErr w:type="spellEnd"/>
-      <w:r>
-        <w:rPr>
-          <w:rFonts w:ascii="Times New Roman" w:hAnsi="Times New Roman" w:cs="Times New Roman"/>
-        </w:rPr>
-        <w:t>: A compact facial video forgery detection network," in Proc. IEEE Int. Workshop on Information Forensics and Security (WIFS), 2018, pp. 1–7.</w:t>
-      </w:r>
-    </w:p>
-    <w:p>
-      <w:pPr>
-        <w:spacing w:before="80" w:after="80" w:line="360" w:lineRule="auto"/>
-        <w:jc w:val="both"/>
-        <w:rPr>
-          <w:rFonts w:ascii="Times New Roman" w:hAnsi="Times New Roman" w:cs="Times New Roman"/>
-        </w:rPr>
-      </w:pPr>
-    </w:p>
-    <w:p>
-      <w:pPr>
-        <w:spacing w:before="80" w:after="80" w:line="360" w:lineRule="auto"/>
-        <w:jc w:val="both"/>
-        <w:rPr>
-          <w:rFonts w:ascii="Times New Roman" w:hAnsi="Times New Roman" w:cs="Times New Roman"/>
-        </w:rPr>
-      </w:pPr>
-      <w:r>
-        <w:rPr>
-          <w:rFonts w:ascii="Times New Roman" w:hAnsi="Times New Roman" w:cs="Times New Roman"/>
-        </w:rPr>
-        <w:t xml:space="preserve">[15] L. </w:t>
-      </w:r>
-      <w:proofErr w:type="spellStart"/>
-      <w:r>
-        <w:rPr>
-          <w:rFonts w:ascii="Times New Roman" w:hAnsi="Times New Roman" w:cs="Times New Roman"/>
-        </w:rPr>
-        <w:t>Verdoliva</w:t>
-      </w:r>
-      <w:proofErr w:type="spellEnd"/>
-      <w:r>
-        <w:rPr>
-          <w:rFonts w:ascii="Times New Roman" w:hAnsi="Times New Roman" w:cs="Times New Roman"/>
-        </w:rPr>
-        <w:t>, "Media forensics and deepfakes: An overview," IEEE Journal of Selected Topics in Signal Processing, vol. 14, no. 5, pp. 910–932, Aug. 2020.</w:t>
-      </w:r>
-    </w:p>
-    <w:p>
-      <w:pPr>
-        <w:spacing w:before="80" w:after="80" w:line="360" w:lineRule="auto"/>
-        <w:jc w:val="both"/>
-        <w:rPr>
-          <w:rFonts w:ascii="Times New Roman" w:hAnsi="Times New Roman" w:cs="Times New Roman"/>
-        </w:rPr>
-      </w:pPr>
-    </w:p>
-    <w:p>
-      <w:pPr>
-        <w:spacing w:before="80" w:after="80" w:line="360" w:lineRule="auto"/>
-        <w:jc w:val="both"/>
-        <w:rPr>
-          <w:rFonts w:ascii="Times New Roman" w:hAnsi="Times New Roman" w:cs="Times New Roman"/>
-        </w:rPr>
-      </w:pPr>
-      <w:r>
-        <w:rPr>
-          <w:rFonts w:ascii="Times New Roman" w:hAnsi="Times New Roman" w:cs="Times New Roman"/>
-        </w:rPr>
-        <w:t>[16] Y. Mirsky and W. Lee, "The creation and detection of deepfakes: A survey," ACM Computing Surveys, vol. 54, no. 1, pp. 1–41, Jan. 2021.</w:t>
-      </w:r>
-    </w:p>
-    <w:p>
-      <w:pPr>
-        <w:spacing w:before="80" w:after="80" w:line="360" w:lineRule="auto"/>
-        <w:jc w:val="both"/>
-        <w:rPr>
-          <w:rFonts w:ascii="Times New Roman" w:hAnsi="Times New Roman" w:cs="Times New Roman"/>
-        </w:rPr>
-      </w:pPr>
-    </w:p>
-    <w:p>
-      <w:pPr>
-        <w:spacing w:before="80" w:after="80" w:line="360" w:lineRule="auto"/>
-        <w:jc w:val="both"/>
-        <w:rPr>
-          <w:rFonts w:ascii="Times New Roman" w:hAnsi="Times New Roman" w:cs="Times New Roman"/>
-        </w:rPr>
-      </w:pPr>
-      <w:r>
-        <w:rPr>
-          <w:rFonts w:ascii="Times New Roman" w:hAnsi="Times New Roman" w:cs="Times New Roman"/>
-        </w:rPr>
-        <w:t>[17] M. Tan and Q. Le, "</w:t>
-      </w:r>
-      <w:proofErr w:type="spellStart"/>
-      <w:r>
-        <w:rPr>
-          <w:rFonts w:ascii="Times New Roman" w:hAnsi="Times New Roman" w:cs="Times New Roman"/>
-        </w:rPr>
-        <w:t>EfficientNet</w:t>
-      </w:r>
-      <w:proofErr w:type="spellEnd"/>
-      <w:r>
-        <w:rPr>
-          <w:rFonts w:ascii="Times New Roman" w:hAnsi="Times New Roman" w:cs="Times New Roman"/>
-        </w:rPr>
-        <w:t>: Rethinking model scaling for convolutional neural networks," in Proc. 36th Int. Conf. Machine Learning (ICML), 2019, pp. 6105–6114.</w:t>
-      </w:r>
-    </w:p>
-    <w:p>
-      <w:pPr>
-        <w:spacing w:before="80" w:after="80" w:line="360" w:lineRule="auto"/>
-        <w:jc w:val="both"/>
-        <w:rPr>
-          <w:rFonts w:ascii="Times New Roman" w:hAnsi="Times New Roman" w:cs="Times New Roman"/>
-        </w:rPr>
-      </w:pPr>
-    </w:p>
-    <w:p>
-      <w:pPr>
-        <w:spacing w:before="80" w:after="80" w:line="360" w:lineRule="auto"/>
-        <w:jc w:val="both"/>
-        <w:rPr>
-          <w:rFonts w:ascii="Times New Roman" w:hAnsi="Times New Roman" w:cs="Times New Roman"/>
-        </w:rPr>
-      </w:pPr>
-      <w:r>
-        <w:rPr>
-          <w:rFonts w:ascii="Times New Roman" w:hAnsi="Times New Roman" w:cs="Times New Roman"/>
-        </w:rPr>
-        <w:t xml:space="preserve">[18] X. Yang, Y. Li, and S. Lyu, "Exposing deep fakes using inconsistent head poses," in Proc. IEEE Int. Conf. Acoustics, Speech and Signal </w:t>
-      </w:r>
-      <w:proofErr w:type="gramStart"/>
-      <w:r>
-        <w:rPr>
-          <w:rFonts w:ascii="Times New Roman" w:hAnsi="Times New Roman" w:cs="Times New Roman"/>
-        </w:rPr>
-        <w:t>Processing  (</w:t>
-      </w:r>
-      <w:proofErr w:type="gramEnd"/>
-      <w:r>
-        <w:rPr>
-          <w:rFonts w:ascii="Times New Roman" w:hAnsi="Times New Roman" w:cs="Times New Roman"/>
-        </w:rPr>
-        <w:t>ICASSP), 2019, pp. 8261–8265.</w:t>
-      </w:r>
-    </w:p>
-    <w:p>
-      <w:pPr>
-        <w:spacing w:before="80" w:after="80" w:line="360" w:lineRule="auto"/>
-        <w:jc w:val="both"/>
-        <w:rPr>
-          <w:rFonts w:ascii="Times New Roman" w:hAnsi="Times New Roman" w:cs="Times New Roman"/>
-        </w:rPr>
-      </w:pPr>
-    </w:p>
-    <w:p>
-      <w:pPr>
-        <w:spacing w:before="80" w:after="80" w:line="360" w:lineRule="auto"/>
-        <w:jc w:val="both"/>
-        <w:rPr>
-          <w:rFonts w:ascii="Times New Roman" w:hAnsi="Times New Roman" w:cs="Times New Roman"/>
-        </w:rPr>
-      </w:pPr>
-      <w:r>
-        <w:rPr>
-          <w:rFonts w:ascii="Times New Roman" w:hAnsi="Times New Roman" w:cs="Times New Roman"/>
-        </w:rPr>
-        <w:lastRenderedPageBreak/>
         <w:t>[19] Y. Li et al., "Face X-Ray for more general face forgery detection," in Proc. IEEE/CVF Conf. Computer Vision and Pattern Recognition (CVPR), 2020, pp. 5001–5010.</w:t>
       </w:r>
     </w:p>
@@ -12447,6 +12623,7 @@
           <w:sz w:val="24"/>
           <w:szCs w:val="24"/>
         </w:rPr>
+        <w:lastRenderedPageBreak/>
         <w:t xml:space="preserve">Visualization </w:t>
       </w:r>
       <w:r>
